--- a/制作ノート　PCスペックの紹介.docx
+++ b/制作ノート　PCスペックの紹介.docx
@@ -18,7 +18,19 @@
         <w:rPr>
           <w:rFonts w:hint="eastAsia"/>
         </w:rPr>
-        <w:t xml:space="preserve">学籍番号25017　</w:t>
+        <w:t>学籍番号</w:t>
+      </w:r>
+      <w:r>
+        <w:rPr>
+          <w:rFonts w:hint="eastAsia"/>
+        </w:rPr>
+        <w:t xml:space="preserve">　　　</w:t>
+      </w:r>
+      <w:r>
+        <w:rPr>
+          <w:rFonts w:hint="eastAsia"/>
+        </w:rPr>
+        <w:t xml:space="preserve">25017　</w:t>
       </w:r>
     </w:p>
     <w:p>
@@ -29,7 +41,19 @@
         <w:rPr>
           <w:rFonts w:hint="eastAsia"/>
         </w:rPr>
-        <w:t xml:space="preserve">氏名伊藤千裕　</w:t>
+        <w:t>氏名</w:t>
+      </w:r>
+      <w:r>
+        <w:rPr>
+          <w:rFonts w:hint="eastAsia"/>
+        </w:rPr>
+        <w:t xml:space="preserve">　　</w:t>
+      </w:r>
+      <w:r>
+        <w:rPr>
+          <w:rFonts w:hint="eastAsia"/>
+        </w:rPr>
+        <w:t xml:space="preserve">伊藤千裕　</w:t>
       </w:r>
     </w:p>
     <w:p>
@@ -45,7 +69,19 @@
         <w:rPr>
           <w:rFonts w:hint="eastAsia"/>
         </w:rPr>
-        <w:t>PCスペックの紹介・果樹園の紹介・果樹園サイトの紹介チラシ</w:t>
+        <w:t>・</w:t>
+      </w:r>
+      <w:r>
+        <w:rPr>
+          <w:rFonts w:hint="eastAsia"/>
+        </w:rPr>
+        <w:t>ゲームに適した</w:t>
+      </w:r>
+      <w:r>
+        <w:rPr>
+          <w:rFonts w:hint="eastAsia"/>
+        </w:rPr>
+        <w:t>PCスペックの紹介</w:t>
       </w:r>
     </w:p>
     <w:p>
@@ -56,7 +92,20 @@
         <w:t>目的・背景</w:t>
       </w:r>
     </w:p>
-    <w:p/>
+    <w:p>
+      <w:r>
+        <w:rPr>
+          <w:rFonts w:hint="eastAsia"/>
+        </w:rPr>
+        <w:t>・</w:t>
+      </w:r>
+      <w:r>
+        <w:rPr>
+          <w:rFonts w:hint="eastAsia"/>
+        </w:rPr>
+        <w:t>PCゲームを始めたいが、CPUやGPUなどの専門用語がわからない、自分に合ったPCを選べない人もいる。そのため、ゲームごとに必要なスペックを比較し、初心者でもわかりやすいサイト制作。</w:t>
+      </w:r>
+    </w:p>
     <w:p>
       <w:r>
         <w:rPr>
@@ -73,17 +122,34 @@
         <w:t>ターゲット</w:t>
       </w:r>
     </w:p>
-    <w:p/>
-    <w:p>
-      <w:r>
-        <w:rPr>
-          <w:rFonts w:hint="eastAsia"/>
-        </w:rPr>
-        <w:t>気づき</w:t>
-      </w:r>
-    </w:p>
-    <w:p/>
-    <w:p>
+    <w:p>
+      <w:r>
+        <w:rPr>
+          <w:rFonts w:hint="eastAsia"/>
+        </w:rPr>
+        <w:t>・</w:t>
+      </w:r>
+      <w:r>
+        <w:rPr>
+          <w:rFonts w:hint="eastAsia"/>
+        </w:rPr>
+        <w:t>PCゲームを始めたい人</w:t>
+      </w:r>
+    </w:p>
+    <w:p>
+      <w:r>
+        <w:rPr>
+          <w:rFonts w:hint="eastAsia"/>
+        </w:rPr>
+        <w:t>・PC購入を考えている人</w:t>
+      </w:r>
+    </w:p>
+    <w:p>
+      <w:pPr>
+        <w:rPr>
+          <w:rFonts w:hint="eastAsia"/>
+        </w:rPr>
+      </w:pPr>
       <w:r>
         <w:rPr>
           <w:rFonts w:hint="eastAsia"/>
@@ -91,16 +157,6 @@
         <w:t>調査結果</w:t>
       </w:r>
     </w:p>
-    <w:p/>
-    <w:p>
-      <w:r>
-        <w:rPr>
-          <w:rFonts w:hint="eastAsia"/>
-        </w:rPr>
-        <w:t>願い</w:t>
-      </w:r>
-    </w:p>
-    <w:p/>
     <w:p>
       <w:pPr>
         <w:rPr>
@@ -111,15 +167,41 @@
         <w:rPr>
           <w:rFonts w:hint="eastAsia"/>
         </w:rPr>
+        <w:t>・初期費用の高さ（約35~40％）</w:t>
+      </w:r>
+      <w:r>
+        <w:t>: ゲーミングPC本体に加え、周辺機器を揃える</w:t>
+      </w:r>
+    </w:p>
+    <w:p>
+      <w:pPr>
+        <w:rPr>
+          <w:rFonts w:hint="eastAsia"/>
+        </w:rPr>
+      </w:pPr>
+      <w:r>
+        <w:rPr>
+          <w:rFonts w:hint="eastAsia"/>
+        </w:rPr>
+        <w:lastRenderedPageBreak/>
+        <w:t>・PCスペック・設定の不安（約25~30％）</w:t>
+      </w:r>
+      <w:r>
+        <w:t>: パーツ選びやスペックの理解が難しく、買って失敗する</w:t>
+      </w:r>
+    </w:p>
+    <w:p>
+      <w:r>
+        <w:rPr>
+          <w:rFonts w:hint="eastAsia"/>
+        </w:rPr>
         <w:t>制作物</w:t>
       </w:r>
     </w:p>
     <w:p>
-      <w:pPr>
-        <w:rPr>
-          <w:rFonts w:hint="eastAsia"/>
-        </w:rPr>
-      </w:pPr>
+      <w:r>
+        <w:t>PCスペック紹介Webサイト</w:t>
+      </w:r>
     </w:p>
     <w:sectPr>
       <w:pgSz w:w="11906" w:h="16838"/>
@@ -735,7 +817,6 @@
   <w:style w:type="character" w:default="1" w:styleId="a0">
     <w:name w:val="Default Paragraph Font"/>
     <w:uiPriority w:val="1"/>
-    <w:semiHidden/>
     <w:unhideWhenUsed/>
   </w:style>
   <w:style w:type="table" w:default="1" w:styleId="a1">
@@ -1360,4 +1441,16 @@
     </a:ext>
   </a:extLst>
 </a:theme>
+</file>
+
+<file path=customXml/item1.xml><?xml version="1.0" encoding="utf-8"?>
+<b:Sources xmlns:b="http://schemas.openxmlformats.org/officeDocument/2006/bibliography" xmlns="http://schemas.openxmlformats.org/officeDocument/2006/bibliography" SelectedStyle="\APASixthEditionOfficeOnline.xsl" StyleName="APA" Version="6"/>
+</file>
+
+<file path=customXml/itemProps1.xml><?xml version="1.0" encoding="utf-8"?>
+<ds:datastoreItem xmlns:ds="http://schemas.openxmlformats.org/officeDocument/2006/customXml" ds:itemID="{BE55E471-C23E-4C89-8E5C-4A4D7C708A93}">
+  <ds:schemaRefs>
+    <ds:schemaRef ds:uri="http://schemas.openxmlformats.org/officeDocument/2006/bibliography"/>
+  </ds:schemaRefs>
+</ds:datastoreItem>
 </file>
--- a/制作ノート　PCスペックの紹介.docx
+++ b/制作ノート　PCスペックの紹介.docx
@@ -121,8 +121,12 @@
         </w:rPr>
         <w:t>ターゲット</w:t>
       </w:r>
-    </w:p>
-    <w:p>
+      <w:r>
+        <w:rPr>
+          <w:rFonts w:hint="eastAsia"/>
+        </w:rPr>
+        <w:t>（</w:t>
+      </w:r>
       <w:r>
         <w:rPr>
           <w:rFonts w:hint="eastAsia"/>
@@ -133,23 +137,73 @@
         <w:rPr>
           <w:rFonts w:hint="eastAsia"/>
         </w:rPr>
-        <w:t>PCゲームを始めたい人</w:t>
-      </w:r>
-    </w:p>
-    <w:p>
-      <w:r>
-        <w:rPr>
-          <w:rFonts w:hint="eastAsia"/>
-        </w:rPr>
-        <w:t>・PC購入を考えている人</w:t>
-      </w:r>
-    </w:p>
-    <w:p>
-      <w:pPr>
-        <w:rPr>
-          <w:rFonts w:hint="eastAsia"/>
-        </w:rPr>
-      </w:pPr>
+        <w:t>PCゲームを始めたい人・PC購入を考えている人</w:t>
+      </w:r>
+      <w:r>
+        <w:rPr>
+          <w:rFonts w:hint="eastAsia"/>
+        </w:rPr>
+        <w:t>）</w:t>
+      </w:r>
+    </w:p>
+    <w:p>
+      <w:r>
+        <w:drawing>
+          <wp:anchor distT="0" distB="0" distL="114300" distR="114300" simplePos="0" relativeHeight="251659264" behindDoc="1" locked="0" layoutInCell="1" allowOverlap="1" wp14:anchorId="22FCDE13" wp14:editId="21DA1816">
+            <wp:simplePos x="0" y="0"/>
+            <wp:positionH relativeFrom="column">
+              <wp:posOffset>4442460</wp:posOffset>
+            </wp:positionH>
+            <wp:positionV relativeFrom="paragraph">
+              <wp:posOffset>8890</wp:posOffset>
+            </wp:positionV>
+            <wp:extent cx="1356360" cy="1293176"/>
+            <wp:effectExtent l="0" t="0" r="0" b="2540"/>
+            <wp:wrapNone/>
+            <wp:docPr id="368343890" name="図 1"/>
+            <wp:cNvGraphicFramePr>
+              <a:graphicFrameLocks xmlns:a="http://schemas.openxmlformats.org/drawingml/2006/main" noChangeAspect="1"/>
+            </wp:cNvGraphicFramePr>
+            <a:graphic xmlns:a="http://schemas.openxmlformats.org/drawingml/2006/main">
+              <a:graphicData uri="http://schemas.openxmlformats.org/drawingml/2006/picture">
+                <pic:pic xmlns:pic="http://schemas.openxmlformats.org/drawingml/2006/picture">
+                  <pic:nvPicPr>
+                    <pic:cNvPr id="368343890" name=""/>
+                    <pic:cNvPicPr/>
+                  </pic:nvPicPr>
+                  <pic:blipFill>
+                    <a:blip r:embed="rId7">
+                      <a:extLst>
+                        <a:ext uri="{28A0092B-C50C-407E-A947-70E740481C1C}">
+                          <a14:useLocalDpi xmlns:a14="http://schemas.microsoft.com/office/drawing/2010/main" val="0"/>
+                        </a:ext>
+                      </a:extLst>
+                    </a:blip>
+                    <a:stretch>
+                      <a:fillRect/>
+                    </a:stretch>
+                  </pic:blipFill>
+                  <pic:spPr>
+                    <a:xfrm>
+                      <a:off x="0" y="0"/>
+                      <a:ext cx="1356360" cy="1293176"/>
+                    </a:xfrm>
+                    <a:prstGeom prst="rect">
+                      <a:avLst/>
+                    </a:prstGeom>
+                  </pic:spPr>
+                </pic:pic>
+              </a:graphicData>
+            </a:graphic>
+            <wp14:sizeRelH relativeFrom="margin">
+              <wp14:pctWidth>0</wp14:pctWidth>
+            </wp14:sizeRelH>
+            <wp14:sizeRelV relativeFrom="margin">
+              <wp14:pctHeight>0</wp14:pctHeight>
+            </wp14:sizeRelV>
+          </wp:anchor>
+        </w:drawing>
+      </w:r>
       <w:r>
         <w:rPr>
           <w:rFonts w:hint="eastAsia"/>
@@ -158,36 +212,90 @@
       </w:r>
     </w:p>
     <w:p>
-      <w:pPr>
-        <w:rPr>
-          <w:rFonts w:hint="eastAsia"/>
-        </w:rPr>
-      </w:pPr>
-      <w:r>
-        <w:rPr>
-          <w:rFonts w:hint="eastAsia"/>
-        </w:rPr>
-        <w:t>・初期費用の高さ（約35~40％）</w:t>
-      </w:r>
-      <w:r>
-        <w:t>: ゲーミングPC本体に加え、周辺機器を揃える</w:t>
-      </w:r>
-    </w:p>
-    <w:p>
-      <w:pPr>
-        <w:rPr>
-          <w:rFonts w:hint="eastAsia"/>
-        </w:rPr>
-      </w:pPr>
-      <w:r>
-        <w:rPr>
-          <w:rFonts w:hint="eastAsia"/>
-        </w:rPr>
-        <w:lastRenderedPageBreak/>
-        <w:t>・PCスペック・設定の不安（約25~30％）</w:t>
-      </w:r>
-      <w:r>
-        <w:t>: パーツ選びやスペックの理解が難しく、買って失敗する</w:t>
+      <w:r>
+        <w:rPr>
+          <w:rFonts w:hint="eastAsia"/>
+        </w:rPr>
+        <w:t>・</w:t>
+      </w:r>
+      <w:r>
+        <w:rPr>
+          <w:rFonts w:hint="eastAsia"/>
+        </w:rPr>
+        <w:t>初めてゲーミングPCを購入した際80.4％が後悔や失敗したと</w:t>
+      </w:r>
+    </w:p>
+    <w:p>
+      <w:r>
+        <w:drawing>
+          <wp:anchor distT="0" distB="0" distL="114300" distR="114300" simplePos="0" relativeHeight="251658240" behindDoc="1" locked="0" layoutInCell="1" allowOverlap="1" wp14:anchorId="2083C587" wp14:editId="395E222B">
+            <wp:simplePos x="0" y="0"/>
+            <wp:positionH relativeFrom="margin">
+              <wp:posOffset>4503420</wp:posOffset>
+            </wp:positionH>
+            <wp:positionV relativeFrom="paragraph">
+              <wp:posOffset>258445</wp:posOffset>
+            </wp:positionV>
+            <wp:extent cx="1386840" cy="1154949"/>
+            <wp:effectExtent l="0" t="0" r="3810" b="7620"/>
+            <wp:wrapNone/>
+            <wp:docPr id="768511484" name="図 1"/>
+            <wp:cNvGraphicFramePr>
+              <a:graphicFrameLocks xmlns:a="http://schemas.openxmlformats.org/drawingml/2006/main" noChangeAspect="1"/>
+            </wp:cNvGraphicFramePr>
+            <a:graphic xmlns:a="http://schemas.openxmlformats.org/drawingml/2006/main">
+              <a:graphicData uri="http://schemas.openxmlformats.org/drawingml/2006/picture">
+                <pic:pic xmlns:pic="http://schemas.openxmlformats.org/drawingml/2006/picture">
+                  <pic:nvPicPr>
+                    <pic:cNvPr id="768511484" name=""/>
+                    <pic:cNvPicPr/>
+                  </pic:nvPicPr>
+                  <pic:blipFill>
+                    <a:blip r:embed="rId8" cstate="print">
+                      <a:extLst>
+                        <a:ext uri="{28A0092B-C50C-407E-A947-70E740481C1C}">
+                          <a14:useLocalDpi xmlns:a14="http://schemas.microsoft.com/office/drawing/2010/main" val="0"/>
+                        </a:ext>
+                      </a:extLst>
+                    </a:blip>
+                    <a:stretch>
+                      <a:fillRect/>
+                    </a:stretch>
+                  </pic:blipFill>
+                  <pic:spPr>
+                    <a:xfrm>
+                      <a:off x="0" y="0"/>
+                      <a:ext cx="1386840" cy="1154949"/>
+                    </a:xfrm>
+                    <a:prstGeom prst="rect">
+                      <a:avLst/>
+                    </a:prstGeom>
+                  </pic:spPr>
+                </pic:pic>
+              </a:graphicData>
+            </a:graphic>
+            <wp14:sizeRelH relativeFrom="margin">
+              <wp14:pctWidth>0</wp14:pctWidth>
+            </wp14:sizeRelH>
+            <wp14:sizeRelV relativeFrom="margin">
+              <wp14:pctHeight>0</wp14:pctHeight>
+            </wp14:sizeRelV>
+          </wp:anchor>
+        </w:drawing>
+      </w:r>
+      <w:r>
+        <w:rPr>
+          <w:rFonts w:hint="eastAsia"/>
+        </w:rPr>
+        <w:t>回答その中でも購入したPCのスペックが希望と合っていなかった</w:t>
+      </w:r>
+    </w:p>
+    <w:p>
+      <w:r>
+        <w:rPr>
+          <w:rFonts w:hint="eastAsia"/>
+        </w:rPr>
+        <w:t>・ゲーミングPCの価格はとても高額だと思う人の割合が63.2％</w:t>
       </w:r>
     </w:p>
     <w:p>
@@ -199,18 +307,74 @@
       </w:r>
     </w:p>
     <w:p>
+      <w:r>
+        <w:rPr>
+          <w:rFonts w:hint="eastAsia"/>
+        </w:rPr>
+        <w:t>初心者でもわかりやすい</w:t>
+      </w:r>
       <w:r>
         <w:t>PCスペック紹介Webサイト</w:t>
       </w:r>
     </w:p>
     <w:sectPr>
       <w:pgSz w:w="11906" w:h="16838"/>
-      <w:pgMar w:top="1985" w:right="1701" w:bottom="1701" w:left="1701" w:header="851" w:footer="992" w:gutter="0"/>
+      <w:pgMar w:top="720" w:right="720" w:bottom="720" w:left="720" w:header="851" w:footer="992" w:gutter="0"/>
       <w:cols w:space="425"/>
       <w:docGrid w:type="lines" w:linePitch="360"/>
     </w:sectPr>
   </w:body>
 </w:document>
+</file>
+
+<file path=word/endnotes.xml><?xml version="1.0" encoding="utf-8"?>
+<w:endnotes xmlns:wpc="http://schemas.microsoft.com/office/word/2010/wordprocessingCanvas" xmlns:cx="http://schemas.microsoft.com/office/drawing/2014/chartex" xmlns:cx1="http://schemas.microsoft.com/office/drawing/2015/9/8/chartex" xmlns:cx2="http://schemas.microsoft.com/office/drawing/2015/10/21/chartex" xmlns:cx3="http://schemas.microsoft.com/office/drawing/2016/5/9/chartex" xmlns:cx4="http://schemas.microsoft.com/office/drawing/2016/5/10/chartex" xmlns:cx5="http://schemas.microsoft.com/office/drawing/2016/5/11/chartex" xmlns:cx6="http://schemas.microsoft.com/office/drawing/2016/5/12/chartex" xmlns:cx7="http://schemas.microsoft.com/office/drawing/2016/5/13/chartex" xmlns:cx8="http://schemas.microsoft.com/office/drawing/2016/5/14/chartex" xmlns:mc="http://schemas.openxmlformats.org/markup-compatibility/2006" xmlns:aink="http://schemas.microsoft.com/office/drawing/2016/ink" xmlns:am3d="http://schemas.microsoft.com/office/drawing/2017/model3d" xmlns:o="urn:schemas-microsoft-com:office:office" xmlns:oel="http://schemas.microsoft.com/office/2019/extlst" xmlns:r="http://schemas.openxmlformats.org/officeDocument/2006/relationships" xmlns:m="http://schemas.openxmlformats.org/officeDocument/2006/math" xmlns:v="urn:schemas-microsoft-com:vml" xmlns:wp14="http://schemas.microsoft.com/office/word/2010/wordprocessingDrawing" xmlns:wp="http://schemas.openxmlformats.org/drawingml/2006/wordprocessingDrawing" xmlns:w10="urn:schemas-microsoft-com:office:word" xmlns:w="http://schemas.openxmlformats.org/wordprocessingml/2006/main" xmlns:w14="http://schemas.microsoft.com/office/word/2010/wordml" xmlns:w15="http://schemas.microsoft.com/office/word/2012/wordml" xmlns:w16cex="http://schemas.microsoft.com/office/word/2018/wordml/cex" xmlns:w16cid="http://schemas.microsoft.com/office/word/2016/wordml/cid" xmlns:w16="http://schemas.microsoft.com/office/word/2018/wordml" xmlns:w16du="http://schemas.microsoft.com/office/word/2023/wordml/word16du" xmlns:w16sdtdh="http://schemas.microsoft.com/office/word/2020/wordml/sdtdatahash" xmlns:w16sdtfl="http://schemas.microsoft.com/office/word/2024/wordml/sdtformatlock" xmlns:w16se="http://schemas.microsoft.com/office/word/2015/wordml/symex" xmlns:wpg="http://schemas.microsoft.com/office/word/2010/wordprocessingGroup" xmlns:wpi="http://schemas.microsoft.com/office/word/2010/wordprocessingInk" xmlns:wne="http://schemas.microsoft.com/office/word/2006/wordml" xmlns:wps="http://schemas.microsoft.com/office/word/2010/wordprocessingShape" mc:Ignorable="w14 w15 w16se w16cid w16 w16cex w16sdtdh w16sdtfl w16du wp14">
+  <w:endnote w:type="separator" w:id="-1">
+    <w:p>
+      <w:pPr>
+        <w:spacing w:after="0" w:line="240" w:lineRule="auto"/>
+      </w:pPr>
+      <w:r>
+        <w:separator/>
+      </w:r>
+    </w:p>
+  </w:endnote>
+  <w:endnote w:type="continuationSeparator" w:id="0">
+    <w:p>
+      <w:pPr>
+        <w:spacing w:after="0" w:line="240" w:lineRule="auto"/>
+      </w:pPr>
+      <w:r>
+        <w:continuationSeparator/>
+      </w:r>
+    </w:p>
+  </w:endnote>
+</w:endnotes>
+</file>
+
+<file path=word/footnotes.xml><?xml version="1.0" encoding="utf-8"?>
+<w:footnotes xmlns:wpc="http://schemas.microsoft.com/office/word/2010/wordprocessingCanvas" xmlns:cx="http://schemas.microsoft.com/office/drawing/2014/chartex" xmlns:cx1="http://schemas.microsoft.com/office/drawing/2015/9/8/chartex" xmlns:cx2="http://schemas.microsoft.com/office/drawing/2015/10/21/chartex" xmlns:cx3="http://schemas.microsoft.com/office/drawing/2016/5/9/chartex" xmlns:cx4="http://schemas.microsoft.com/office/drawing/2016/5/10/chartex" xmlns:cx5="http://schemas.microsoft.com/office/drawing/2016/5/11/chartex" xmlns:cx6="http://schemas.microsoft.com/office/drawing/2016/5/12/chartex" xmlns:cx7="http://schemas.microsoft.com/office/drawing/2016/5/13/chartex" xmlns:cx8="http://schemas.microsoft.com/office/drawing/2016/5/14/chartex" xmlns:mc="http://schemas.openxmlformats.org/markup-compatibility/2006" xmlns:aink="http://schemas.microsoft.com/office/drawing/2016/ink" xmlns:am3d="http://schemas.microsoft.com/office/drawing/2017/model3d" xmlns:o="urn:schemas-microsoft-com:office:office" xmlns:oel="http://schemas.microsoft.com/office/2019/extlst" xmlns:r="http://schemas.openxmlformats.org/officeDocument/2006/relationships" xmlns:m="http://schemas.openxmlformats.org/officeDocument/2006/math" xmlns:v="urn:schemas-microsoft-com:vml" xmlns:wp14="http://schemas.microsoft.com/office/word/2010/wordprocessingDrawing" xmlns:wp="http://schemas.openxmlformats.org/drawingml/2006/wordprocessingDrawing" xmlns:w10="urn:schemas-microsoft-com:office:word" xmlns:w="http://schemas.openxmlformats.org/wordprocessingml/2006/main" xmlns:w14="http://schemas.microsoft.com/office/word/2010/wordml" xmlns:w15="http://schemas.microsoft.com/office/word/2012/wordml" xmlns:w16cex="http://schemas.microsoft.com/office/word/2018/wordml/cex" xmlns:w16cid="http://schemas.microsoft.com/office/word/2016/wordml/cid" xmlns:w16="http://schemas.microsoft.com/office/word/2018/wordml" xmlns:w16du="http://schemas.microsoft.com/office/word/2023/wordml/word16du" xmlns:w16sdtdh="http://schemas.microsoft.com/office/word/2020/wordml/sdtdatahash" xmlns:w16sdtfl="http://schemas.microsoft.com/office/word/2024/wordml/sdtformatlock" xmlns:w16se="http://schemas.microsoft.com/office/word/2015/wordml/symex" xmlns:wpg="http://schemas.microsoft.com/office/word/2010/wordprocessingGroup" xmlns:wpi="http://schemas.microsoft.com/office/word/2010/wordprocessingInk" xmlns:wne="http://schemas.microsoft.com/office/word/2006/wordml" xmlns:wps="http://schemas.microsoft.com/office/word/2010/wordprocessingShape" mc:Ignorable="w14 w15 w16se w16cid w16 w16cex w16sdtdh w16sdtfl w16du wp14">
+  <w:footnote w:type="separator" w:id="-1">
+    <w:p>
+      <w:pPr>
+        <w:spacing w:after="0" w:line="240" w:lineRule="auto"/>
+      </w:pPr>
+      <w:r>
+        <w:separator/>
+      </w:r>
+    </w:p>
+  </w:footnote>
+  <w:footnote w:type="continuationSeparator" w:id="0">
+    <w:p>
+      <w:pPr>
+        <w:spacing w:after="0" w:line="240" w:lineRule="auto"/>
+      </w:pPr>
+      <w:r>
+        <w:continuationSeparator/>
+      </w:r>
+    </w:p>
+  </w:footnote>
+</w:footnotes>
 </file>
 
 <file path=word/styles.xml><?xml version="1.0" encoding="utf-8"?>
@@ -817,6 +981,7 @@
   <w:style w:type="character" w:default="1" w:styleId="a0">
     <w:name w:val="Default Paragraph Font"/>
     <w:uiPriority w:val="1"/>
+    <w:semiHidden/>
     <w:unhideWhenUsed/>
   </w:style>
   <w:style w:type="table" w:default="1" w:styleId="a1">
@@ -1124,6 +1289,50 @@
       <w:color w:val="0F4761" w:themeColor="accent1" w:themeShade="BF"/>
       <w:spacing w:val="5"/>
     </w:rPr>
+  </w:style>
+  <w:style w:type="paragraph" w:styleId="aa">
+    <w:name w:val="header"/>
+    <w:basedOn w:val="a"/>
+    <w:link w:val="ab"/>
+    <w:uiPriority w:val="99"/>
+    <w:unhideWhenUsed/>
+    <w:rsid w:val="009B07A4"/>
+    <w:pPr>
+      <w:tabs>
+        <w:tab w:val="center" w:pos="4252"/>
+        <w:tab w:val="right" w:pos="8504"/>
+      </w:tabs>
+      <w:snapToGrid w:val="0"/>
+    </w:pPr>
+  </w:style>
+  <w:style w:type="character" w:customStyle="1" w:styleId="ab">
+    <w:name w:val="ヘッダー (文字)"/>
+    <w:basedOn w:val="a0"/>
+    <w:link w:val="aa"/>
+    <w:uiPriority w:val="99"/>
+    <w:rsid w:val="009B07A4"/>
+  </w:style>
+  <w:style w:type="paragraph" w:styleId="ac">
+    <w:name w:val="footer"/>
+    <w:basedOn w:val="a"/>
+    <w:link w:val="ad"/>
+    <w:uiPriority w:val="99"/>
+    <w:unhideWhenUsed/>
+    <w:rsid w:val="009B07A4"/>
+    <w:pPr>
+      <w:tabs>
+        <w:tab w:val="center" w:pos="4252"/>
+        <w:tab w:val="right" w:pos="8504"/>
+      </w:tabs>
+      <w:snapToGrid w:val="0"/>
+    </w:pPr>
+  </w:style>
+  <w:style w:type="character" w:customStyle="1" w:styleId="ad">
+    <w:name w:val="フッター (文字)"/>
+    <w:basedOn w:val="a0"/>
+    <w:link w:val="ac"/>
+    <w:uiPriority w:val="99"/>
+    <w:rsid w:val="009B07A4"/>
   </w:style>
 </w:styles>
 </file>

--- a/制作ノート　PCスペックの紹介.docx
+++ b/制作ノート　PCスペックの紹介.docx
@@ -57,9 +57,17 @@
       </w:r>
     </w:p>
     <w:p>
-      <w:r>
-        <w:rPr>
-          <w:rFonts w:hint="eastAsia"/>
+      <w:pPr>
+        <w:rPr>
+          <w:b/>
+          <w:bCs/>
+        </w:rPr>
+      </w:pPr>
+      <w:r>
+        <w:rPr>
+          <w:rFonts w:hint="eastAsia"/>
+          <w:b/>
+          <w:bCs/>
         </w:rPr>
         <w:t>制作・研究テーマ</w:t>
       </w:r>
@@ -83,11 +91,25 @@
         </w:rPr>
         <w:t>PCスペックの紹介</w:t>
       </w:r>
-    </w:p>
-    <w:p>
-      <w:r>
-        <w:rPr>
-          <w:rFonts w:hint="eastAsia"/>
+      <w:r>
+        <w:rPr>
+          <w:rFonts w:hint="eastAsia"/>
+        </w:rPr>
+        <w:t>Webサイト制作</w:t>
+      </w:r>
+    </w:p>
+    <w:p>
+      <w:pPr>
+        <w:rPr>
+          <w:b/>
+          <w:bCs/>
+        </w:rPr>
+      </w:pPr>
+      <w:r>
+        <w:rPr>
+          <w:rFonts w:hint="eastAsia"/>
+          <w:b/>
+          <w:bCs/>
         </w:rPr>
         <w:t>目的・背景</w:t>
       </w:r>
@@ -97,46 +119,48 @@
         <w:rPr>
           <w:rFonts w:hint="eastAsia"/>
         </w:rPr>
+        <w:t>・PCの知識がない初心者が、遊びたいゲームに適したPCを簡単に選べるサイト制作。</w:t>
+      </w:r>
+    </w:p>
+    <w:p>
+      <w:pPr>
+        <w:rPr>
+          <w:b/>
+          <w:bCs/>
+        </w:rPr>
+      </w:pPr>
+      <w:r>
+        <w:rPr>
+          <w:rFonts w:hint="eastAsia"/>
+          <w:b/>
+          <w:bCs/>
+        </w:rPr>
+        <w:t>作品・研究の概要</w:t>
+      </w:r>
+    </w:p>
+    <w:p>
+      <w:r>
+        <w:rPr>
+          <w:rFonts w:hint="eastAsia"/>
+        </w:rPr>
+        <w:t>ターゲット</w:t>
+      </w:r>
+      <w:r>
+        <w:rPr>
+          <w:rFonts w:hint="eastAsia"/>
+        </w:rPr>
+        <w:t>（</w:t>
+      </w:r>
+      <w:r>
+        <w:rPr>
+          <w:rFonts w:hint="eastAsia"/>
+        </w:rPr>
         <w:t>・</w:t>
       </w:r>
       <w:r>
         <w:rPr>
           <w:rFonts w:hint="eastAsia"/>
         </w:rPr>
-        <w:t>PCゲームを始めたいが、CPUやGPUなどの専門用語がわからない、自分に合ったPCを選べない人もいる。そのため、ゲームごとに必要なスペックを比較し、初心者でもわかりやすいサイト制作。</w:t>
-      </w:r>
-    </w:p>
-    <w:p>
-      <w:r>
-        <w:rPr>
-          <w:rFonts w:hint="eastAsia"/>
-        </w:rPr>
-        <w:t>作品・研究の概要</w:t>
-      </w:r>
-    </w:p>
-    <w:p>
-      <w:r>
-        <w:rPr>
-          <w:rFonts w:hint="eastAsia"/>
-        </w:rPr>
-        <w:t>ターゲット</w:t>
-      </w:r>
-      <w:r>
-        <w:rPr>
-          <w:rFonts w:hint="eastAsia"/>
-        </w:rPr>
-        <w:t>（</w:t>
-      </w:r>
-      <w:r>
-        <w:rPr>
-          <w:rFonts w:hint="eastAsia"/>
-        </w:rPr>
-        <w:t>・</w:t>
-      </w:r>
-      <w:r>
-        <w:rPr>
-          <w:rFonts w:hint="eastAsia"/>
-        </w:rPr>
         <w:t>PCゲームを始めたい人・PC購入を考えている人</w:t>
       </w:r>
       <w:r>
@@ -147,7 +171,18 @@
       </w:r>
     </w:p>
     <w:p>
-      <w:r>
+      <w:pPr>
+        <w:rPr>
+          <w:b/>
+          <w:bCs/>
+        </w:rPr>
+      </w:pPr>
+      <w:r>
+        <w:rPr>
+          <w:b/>
+          <w:bCs/>
+          <w:noProof/>
+        </w:rPr>
         <w:drawing>
           <wp:anchor distT="0" distB="0" distL="114300" distR="114300" simplePos="0" relativeHeight="251659264" behindDoc="1" locked="0" layoutInCell="1" allowOverlap="1" wp14:anchorId="22FCDE13" wp14:editId="21DA1816">
             <wp:simplePos x="0" y="0"/>
@@ -172,7 +207,7 @@
                     <pic:cNvPicPr/>
                   </pic:nvPicPr>
                   <pic:blipFill>
-                    <a:blip r:embed="rId7">
+                    <a:blip r:embed="rId8">
                       <a:extLst>
                         <a:ext uri="{28A0092B-C50C-407E-A947-70E740481C1C}">
                           <a14:useLocalDpi xmlns:a14="http://schemas.microsoft.com/office/drawing/2010/main" val="0"/>
@@ -207,6 +242,8 @@
       <w:r>
         <w:rPr>
           <w:rFonts w:hint="eastAsia"/>
+          <w:b/>
+          <w:bCs/>
         </w:rPr>
         <w:t>調査結果</w:t>
       </w:r>
@@ -227,6 +264,9 @@
     </w:p>
     <w:p>
       <w:r>
+        <w:rPr>
+          <w:noProof/>
+        </w:rPr>
         <w:drawing>
           <wp:anchor distT="0" distB="0" distL="114300" distR="114300" simplePos="0" relativeHeight="251658240" behindDoc="1" locked="0" layoutInCell="1" allowOverlap="1" wp14:anchorId="2083C587" wp14:editId="395E222B">
             <wp:simplePos x="0" y="0"/>
@@ -251,7 +291,7 @@
                     <pic:cNvPicPr/>
                   </pic:nvPicPr>
                   <pic:blipFill>
-                    <a:blip r:embed="rId8" cstate="print">
+                    <a:blip r:embed="rId9" cstate="print">
                       <a:extLst>
                         <a:ext uri="{28A0092B-C50C-407E-A947-70E740481C1C}">
                           <a14:useLocalDpi xmlns:a14="http://schemas.microsoft.com/office/drawing/2010/main" val="0"/>
@@ -299,9 +339,17 @@
       </w:r>
     </w:p>
     <w:p>
-      <w:r>
-        <w:rPr>
-          <w:rFonts w:hint="eastAsia"/>
+      <w:pPr>
+        <w:rPr>
+          <w:b/>
+          <w:bCs/>
+        </w:rPr>
+      </w:pPr>
+      <w:r>
+        <w:rPr>
+          <w:rFonts w:hint="eastAsia"/>
+          <w:b/>
+          <w:bCs/>
         </w:rPr>
         <w:t>制作物</w:t>
       </w:r>
@@ -315,6 +363,193 @@
       </w:r>
       <w:r>
         <w:t>PCスペック紹介Webサイト</w:t>
+      </w:r>
+    </w:p>
+    <w:p>
+      <w:pPr>
+        <w:rPr>
+          <w:b/>
+          <w:bCs/>
+        </w:rPr>
+      </w:pPr>
+      <w:r>
+        <w:rPr>
+          <w:rFonts w:hint="eastAsia"/>
+          <w:b/>
+          <w:bCs/>
+        </w:rPr>
+        <w:t>ページ構成</w:t>
+      </w:r>
+    </w:p>
+    <w:p>
+      <w:pPr>
+        <w:numPr>
+          <w:ilvl w:val="0"/>
+          <w:numId w:val="1"/>
+        </w:numPr>
+        <w:rPr>
+          <w:b/>
+          <w:bCs/>
+        </w:rPr>
+      </w:pPr>
+      <w:r>
+        <w:rPr>
+          <w:b/>
+          <w:bCs/>
+        </w:rPr>
+        <w:t>ページ１「サイト概要</w:t>
+      </w:r>
+      <w:r>
+        <w:rPr>
+          <w:rFonts w:hint="eastAsia"/>
+          <w:b/>
+          <w:bCs/>
+        </w:rPr>
+        <w:t>・</w:t>
+      </w:r>
+      <w:r>
+        <w:rPr>
+          <w:rFonts w:hint="eastAsia"/>
+          <w:b/>
+          <w:bCs/>
+        </w:rPr>
+        <w:t>PC診断</w:t>
+      </w:r>
+      <w:r>
+        <w:rPr>
+          <w:b/>
+          <w:bCs/>
+        </w:rPr>
+        <w:t>」</w:t>
+      </w:r>
+      <w:r>
+        <w:rPr>
+          <w:rFonts w:hint="eastAsia"/>
+          <w:b/>
+          <w:bCs/>
+        </w:rPr>
+        <w:t>（アルゴリズム）</w:t>
+      </w:r>
+    </w:p>
+    <w:p>
+      <w:pPr>
+        <w:numPr>
+          <w:ilvl w:val="0"/>
+          <w:numId w:val="1"/>
+        </w:numPr>
+        <w:rPr>
+          <w:b/>
+          <w:bCs/>
+        </w:rPr>
+      </w:pPr>
+      <w:r>
+        <w:rPr>
+          <w:b/>
+          <w:bCs/>
+        </w:rPr>
+        <w:lastRenderedPageBreak/>
+        <w:t>ページ２</w:t>
+      </w:r>
+      <w:r>
+        <w:rPr>
+          <w:rFonts w:hint="eastAsia"/>
+          <w:b/>
+          <w:bCs/>
+        </w:rPr>
+        <w:t>「</w:t>
+      </w:r>
+      <w:r>
+        <w:rPr>
+          <w:rFonts w:hint="eastAsia"/>
+          <w:b/>
+          <w:bCs/>
+        </w:rPr>
+        <w:t>診断結果</w:t>
+      </w:r>
+      <w:r>
+        <w:rPr>
+          <w:rFonts w:hint="eastAsia"/>
+          <w:b/>
+          <w:bCs/>
+        </w:rPr>
+        <w:t>」</w:t>
+      </w:r>
+      <w:r>
+        <w:rPr>
+          <w:rFonts w:hint="eastAsia"/>
+          <w:b/>
+          <w:bCs/>
+        </w:rPr>
+        <w:t>（回答に応じて条件分岐し、最適な</w:t>
+      </w:r>
+      <w:r>
+        <w:rPr>
+          <w:rFonts w:hint="eastAsia"/>
+          <w:b/>
+          <w:bCs/>
+        </w:rPr>
+        <w:t>PCや構成・おすすめする理由・各パーツの解説）</w:t>
+      </w:r>
+    </w:p>
+    <w:p>
+      <w:pPr>
+        <w:numPr>
+          <w:ilvl w:val="0"/>
+          <w:numId w:val="1"/>
+        </w:numPr>
+        <w:rPr>
+          <w:rFonts w:hint="eastAsia"/>
+          <w:b/>
+          <w:bCs/>
+        </w:rPr>
+      </w:pPr>
+      <w:r>
+        <w:rPr>
+          <w:b/>
+          <w:bCs/>
+        </w:rPr>
+        <w:t>ページ３「</w:t>
+      </w:r>
+      <w:r>
+        <w:rPr>
+          <w:b/>
+          <w:bCs/>
+        </w:rPr>
+        <w:t xml:space="preserve">CPU・GPU・メモリ・SSDなどの役割を解説」自分の言葉で </w:t>
+      </w:r>
+    </w:p>
+    <w:p>
+      <w:pPr>
+        <w:numPr>
+          <w:ilvl w:val="0"/>
+          <w:numId w:val="1"/>
+        </w:numPr>
+        <w:rPr>
+          <w:rFonts w:hint="eastAsia"/>
+          <w:b/>
+          <w:bCs/>
+        </w:rPr>
+      </w:pPr>
+      <w:r>
+        <w:rPr>
+          <w:b/>
+          <w:bCs/>
+        </w:rPr>
+        <w:t>ページ４「</w:t>
+      </w:r>
+      <w:r>
+        <w:rPr>
+          <w:b/>
+          <w:bCs/>
+        </w:rPr>
+        <w:t>よくある質問と回答・お問い合わせフォーム・購入フォーム</w:t>
+      </w:r>
+      <w:r>
+        <w:rPr>
+          <w:b/>
+          <w:bCs/>
+        </w:rPr>
+        <w:t>」</w:t>
       </w:r>
     </w:p>
     <w:sectPr>
@@ -375,6 +610,163 @@
     </w:p>
   </w:footnote>
 </w:footnotes>
+</file>
+
+<file path=word/numbering.xml><?xml version="1.0" encoding="utf-8"?>
+<w:numbering xmlns:wpc="http://schemas.microsoft.com/office/word/2010/wordprocessingCanvas" xmlns:cx="http://schemas.microsoft.com/office/drawing/2014/chartex" xmlns:cx1="http://schemas.microsoft.com/office/drawing/2015/9/8/chartex" xmlns:cx2="http://schemas.microsoft.com/office/drawing/2015/10/21/chartex" xmlns:cx3="http://schemas.microsoft.com/office/drawing/2016/5/9/chartex" xmlns:cx4="http://schemas.microsoft.com/office/drawing/2016/5/10/chartex" xmlns:cx5="http://schemas.microsoft.com/office/drawing/2016/5/11/chartex" xmlns:cx6="http://schemas.microsoft.com/office/drawing/2016/5/12/chartex" xmlns:cx7="http://schemas.microsoft.com/office/drawing/2016/5/13/chartex" xmlns:cx8="http://schemas.microsoft.com/office/drawing/2016/5/14/chartex" xmlns:mc="http://schemas.openxmlformats.org/markup-compatibility/2006" xmlns:aink="http://schemas.microsoft.com/office/drawing/2016/ink" xmlns:am3d="http://schemas.microsoft.com/office/drawing/2017/model3d" xmlns:o="urn:schemas-microsoft-com:office:office" xmlns:oel="http://schemas.microsoft.com/office/2019/extlst" xmlns:r="http://schemas.openxmlformats.org/officeDocument/2006/relationships" xmlns:m="http://schemas.openxmlformats.org/officeDocument/2006/math" xmlns:v="urn:schemas-microsoft-com:vml" xmlns:wp14="http://schemas.microsoft.com/office/word/2010/wordprocessingDrawing" xmlns:wp="http://schemas.openxmlformats.org/drawingml/2006/wordprocessingDrawing" xmlns:w10="urn:schemas-microsoft-com:office:word" xmlns:w="http://schemas.openxmlformats.org/wordprocessingml/2006/main" xmlns:w14="http://schemas.microsoft.com/office/word/2010/wordml" xmlns:w15="http://schemas.microsoft.com/office/word/2012/wordml" xmlns:w16cex="http://schemas.microsoft.com/office/word/2018/wordml/cex" xmlns:w16cid="http://schemas.microsoft.com/office/word/2016/wordml/cid" xmlns:w16="http://schemas.microsoft.com/office/word/2018/wordml" xmlns:w16du="http://schemas.microsoft.com/office/word/2023/wordml/word16du" xmlns:w16sdtdh="http://schemas.microsoft.com/office/word/2020/wordml/sdtdatahash" xmlns:w16sdtfl="http://schemas.microsoft.com/office/word/2024/wordml/sdtformatlock" xmlns:w16se="http://schemas.microsoft.com/office/word/2015/wordml/symex" xmlns:wpg="http://schemas.microsoft.com/office/word/2010/wordprocessingGroup" xmlns:wpi="http://schemas.microsoft.com/office/word/2010/wordprocessingInk" xmlns:wne="http://schemas.microsoft.com/office/word/2006/wordml" xmlns:wps="http://schemas.microsoft.com/office/word/2010/wordprocessingShape" mc:Ignorable="w14 w15 w16se w16cid w16 w16cex w16sdtdh w16sdtfl w16du wp14">
+  <w:abstractNum w:abstractNumId="0" w15:restartNumberingAfterBreak="0">
+    <w:nsid w:val="73C813B7"/>
+    <w:multiLevelType w:val="multilevel"/>
+    <w:tmpl w:val="FA289906"/>
+    <w:lvl w:ilvl="0">
+      <w:start w:val="1"/>
+      <w:numFmt w:val="bullet"/>
+      <w:lvlText w:val=""/>
+      <w:lvlJc w:val="left"/>
+      <w:pPr>
+        <w:tabs>
+          <w:tab w:val="num" w:pos="720"/>
+        </w:tabs>
+        <w:ind w:left="720" w:hanging="360"/>
+      </w:pPr>
+      <w:rPr>
+        <w:rFonts w:ascii="Symbol" w:hAnsi="Symbol" w:hint="default"/>
+        <w:sz w:val="20"/>
+      </w:rPr>
+    </w:lvl>
+    <w:lvl w:ilvl="1" w:tentative="1">
+      <w:start w:val="1"/>
+      <w:numFmt w:val="bullet"/>
+      <w:lvlText w:val="o"/>
+      <w:lvlJc w:val="left"/>
+      <w:pPr>
+        <w:tabs>
+          <w:tab w:val="num" w:pos="1440"/>
+        </w:tabs>
+        <w:ind w:left="1440" w:hanging="360"/>
+      </w:pPr>
+      <w:rPr>
+        <w:rFonts w:ascii="Courier New" w:hAnsi="Courier New" w:hint="default"/>
+        <w:sz w:val="20"/>
+      </w:rPr>
+    </w:lvl>
+    <w:lvl w:ilvl="2" w:tentative="1">
+      <w:start w:val="1"/>
+      <w:numFmt w:val="bullet"/>
+      <w:lvlText w:val=""/>
+      <w:lvlJc w:val="left"/>
+      <w:pPr>
+        <w:tabs>
+          <w:tab w:val="num" w:pos="2160"/>
+        </w:tabs>
+        <w:ind w:left="2160" w:hanging="360"/>
+      </w:pPr>
+      <w:rPr>
+        <w:rFonts w:ascii="Wingdings" w:hAnsi="Wingdings" w:hint="default"/>
+        <w:sz w:val="20"/>
+      </w:rPr>
+    </w:lvl>
+    <w:lvl w:ilvl="3" w:tentative="1">
+      <w:start w:val="1"/>
+      <w:numFmt w:val="bullet"/>
+      <w:lvlText w:val=""/>
+      <w:lvlJc w:val="left"/>
+      <w:pPr>
+        <w:tabs>
+          <w:tab w:val="num" w:pos="2880"/>
+        </w:tabs>
+        <w:ind w:left="2880" w:hanging="360"/>
+      </w:pPr>
+      <w:rPr>
+        <w:rFonts w:ascii="Wingdings" w:hAnsi="Wingdings" w:hint="default"/>
+        <w:sz w:val="20"/>
+      </w:rPr>
+    </w:lvl>
+    <w:lvl w:ilvl="4" w:tentative="1">
+      <w:start w:val="1"/>
+      <w:numFmt w:val="bullet"/>
+      <w:lvlText w:val=""/>
+      <w:lvlJc w:val="left"/>
+      <w:pPr>
+        <w:tabs>
+          <w:tab w:val="num" w:pos="3600"/>
+        </w:tabs>
+        <w:ind w:left="3600" w:hanging="360"/>
+      </w:pPr>
+      <w:rPr>
+        <w:rFonts w:ascii="Wingdings" w:hAnsi="Wingdings" w:hint="default"/>
+        <w:sz w:val="20"/>
+      </w:rPr>
+    </w:lvl>
+    <w:lvl w:ilvl="5" w:tentative="1">
+      <w:start w:val="1"/>
+      <w:numFmt w:val="bullet"/>
+      <w:lvlText w:val=""/>
+      <w:lvlJc w:val="left"/>
+      <w:pPr>
+        <w:tabs>
+          <w:tab w:val="num" w:pos="4320"/>
+        </w:tabs>
+        <w:ind w:left="4320" w:hanging="360"/>
+      </w:pPr>
+      <w:rPr>
+        <w:rFonts w:ascii="Wingdings" w:hAnsi="Wingdings" w:hint="default"/>
+        <w:sz w:val="20"/>
+      </w:rPr>
+    </w:lvl>
+    <w:lvl w:ilvl="6" w:tentative="1">
+      <w:start w:val="1"/>
+      <w:numFmt w:val="bullet"/>
+      <w:lvlText w:val=""/>
+      <w:lvlJc w:val="left"/>
+      <w:pPr>
+        <w:tabs>
+          <w:tab w:val="num" w:pos="5040"/>
+        </w:tabs>
+        <w:ind w:left="5040" w:hanging="360"/>
+      </w:pPr>
+      <w:rPr>
+        <w:rFonts w:ascii="Wingdings" w:hAnsi="Wingdings" w:hint="default"/>
+        <w:sz w:val="20"/>
+      </w:rPr>
+    </w:lvl>
+    <w:lvl w:ilvl="7" w:tentative="1">
+      <w:start w:val="1"/>
+      <w:numFmt w:val="bullet"/>
+      <w:lvlText w:val=""/>
+      <w:lvlJc w:val="left"/>
+      <w:pPr>
+        <w:tabs>
+          <w:tab w:val="num" w:pos="5760"/>
+        </w:tabs>
+        <w:ind w:left="5760" w:hanging="360"/>
+      </w:pPr>
+      <w:rPr>
+        <w:rFonts w:ascii="Wingdings" w:hAnsi="Wingdings" w:hint="default"/>
+        <w:sz w:val="20"/>
+      </w:rPr>
+    </w:lvl>
+    <w:lvl w:ilvl="8" w:tentative="1">
+      <w:start w:val="1"/>
+      <w:numFmt w:val="bullet"/>
+      <w:lvlText w:val=""/>
+      <w:lvlJc w:val="left"/>
+      <w:pPr>
+        <w:tabs>
+          <w:tab w:val="num" w:pos="6480"/>
+        </w:tabs>
+        <w:ind w:left="6480" w:hanging="360"/>
+      </w:pPr>
+      <w:rPr>
+        <w:rFonts w:ascii="Wingdings" w:hAnsi="Wingdings" w:hint="default"/>
+        <w:sz w:val="20"/>
+      </w:rPr>
+    </w:lvl>
+  </w:abstractNum>
+  <w:num w:numId="1" w16cid:durableId="1946035323">
+    <w:abstractNumId w:val="0"/>
+  </w:num>
+</w:numbering>
 </file>
 
 <file path=word/styles.xml><?xml version="1.0" encoding="utf-8"?>
@@ -981,7 +1373,6 @@
   <w:style w:type="character" w:default="1" w:styleId="a0">
     <w:name w:val="Default Paragraph Font"/>
     <w:uiPriority w:val="1"/>
-    <w:semiHidden/>
     <w:unhideWhenUsed/>
   </w:style>
   <w:style w:type="table" w:default="1" w:styleId="a1">

--- a/制作ノート　PCスペックの紹介.docx
+++ b/制作ノート　PCスペックの紹介.docx
@@ -405,15 +405,7 @@
           <w:b/>
           <w:bCs/>
         </w:rPr>
-        <w:t>・</w:t>
-      </w:r>
-      <w:r>
-        <w:rPr>
-          <w:rFonts w:hint="eastAsia"/>
-          <w:b/>
-          <w:bCs/>
-        </w:rPr>
-        <w:t>PC診断</w:t>
+        <w:t>・PC診断</w:t>
       </w:r>
       <w:r>
         <w:rPr>
@@ -488,7 +480,7 @@
           <w:b/>
           <w:bCs/>
         </w:rPr>
-        <w:t>PCや構成・おすすめする理由・各パーツの解説）</w:t>
+        <w:t>PCや構成・おすすめする理由）</w:t>
       </w:r>
     </w:p>
     <w:p>
@@ -498,7 +490,6 @@
           <w:numId w:val="1"/>
         </w:numPr>
         <w:rPr>
-          <w:rFonts w:hint="eastAsia"/>
           <w:b/>
           <w:bCs/>
         </w:rPr>
@@ -525,7 +516,6 @@
           <w:numId w:val="1"/>
         </w:numPr>
         <w:rPr>
-          <w:rFonts w:hint="eastAsia"/>
           <w:b/>
           <w:bCs/>
         </w:rPr>
@@ -1373,6 +1363,7 @@
   <w:style w:type="character" w:default="1" w:styleId="a0">
     <w:name w:val="Default Paragraph Font"/>
     <w:uiPriority w:val="1"/>
+    <w:semiHidden/>
     <w:unhideWhenUsed/>
   </w:style>
   <w:style w:type="table" w:default="1" w:styleId="a1">
